--- a/landing/src/content/docs/troubleshooting/git-pull-requests.md.docx
+++ b/landing/src/content/docs/troubleshooting/git-pull-requests.md.docx
@@ -85,6 +85,7 @@
           <w:numId w:val="1"/>
         </w:numPr>
         <w:ind w:left="720" w:hanging="360"/>
+        <w:rPr/>
       </w:pPr>
       <w:r>
         <w:rPr>
@@ -100,6 +101,7 @@
           <w:numId w:val="1"/>
         </w:numPr>
         <w:ind w:left="720" w:hanging="360"/>
+        <w:rPr/>
       </w:pPr>
       <w:r>
         <w:rPr>
@@ -115,6 +117,7 @@
           <w:numId w:val="1"/>
         </w:numPr>
         <w:ind w:left="720" w:hanging="360"/>
+        <w:rPr/>
       </w:pPr>
       <w:r>
         <w:rPr>
@@ -130,6 +133,7 @@
           <w:numId w:val="1"/>
         </w:numPr>
         <w:ind w:left="720" w:hanging="360"/>
+        <w:rPr/>
       </w:pPr>
       <w:r>
         <w:rPr>
@@ -145,6 +149,7 @@
           <w:numId w:val="1"/>
         </w:numPr>
         <w:ind w:left="720" w:hanging="360"/>
+        <w:rPr/>
       </w:pPr>
       <w:r>
         <w:rPr>
@@ -160,6 +165,7 @@
           <w:numId w:val="1"/>
         </w:numPr>
         <w:ind w:left="720" w:hanging="360"/>
+        <w:rPr/>
       </w:pPr>
       <w:r>
         <w:rPr>
@@ -175,6 +181,7 @@
           <w:numId w:val="1"/>
         </w:numPr>
         <w:ind w:left="720" w:hanging="360"/>
+        <w:rPr/>
       </w:pPr>
       <w:r>
         <w:rPr>
@@ -264,7 +271,7 @@
         <w:pStyle w:val="Heading2"/>
         <w:rPr/>
       </w:pPr>
-      <w:bookmarkStart w:colFirst="0" w:colLast="0" w:name="_bxi9d76qi3be" w:id="0"/>
+      <w:bookmarkStart w:colFirst="0" w:colLast="0" w:name="_1f5f65q0cjcj" w:id="0"/>
       <w:bookmarkEnd w:id="0"/>
       <w:r>
         <w:rPr>
@@ -317,7 +324,7 @@
         <w:pStyle w:val="Heading2"/>
         <w:rPr/>
       </w:pPr>
-      <w:bookmarkStart w:colFirst="0" w:colLast="0" w:name="_bn6h7zt1tejm" w:id="1"/>
+      <w:bookmarkStart w:colFirst="0" w:colLast="0" w:name="_22yej1e05ek6" w:id="1"/>
       <w:bookmarkEnd w:id="1"/>
       <w:r>
         <w:rPr>
@@ -370,7 +377,7 @@
         <w:pStyle w:val="Heading2"/>
         <w:rPr/>
       </w:pPr>
-      <w:bookmarkStart w:colFirst="0" w:colLast="0" w:name="_8gztd8uuzhvk" w:id="2"/>
+      <w:bookmarkStart w:colFirst="0" w:colLast="0" w:name="_2x932d7wuvtr" w:id="2"/>
       <w:bookmarkEnd w:id="2"/>
       <w:r>
         <w:rPr>
@@ -395,7 +402,7 @@
         <w:pStyle w:val="Heading2"/>
         <w:rPr/>
       </w:pPr>
-      <w:bookmarkStart w:colFirst="0" w:colLast="0" w:name="_j9err3wmeld0" w:id="3"/>
+      <w:bookmarkStart w:colFirst="0" w:colLast="0" w:name="_2bdjg3sumn09" w:id="3"/>
       <w:bookmarkEnd w:id="3"/>
       <w:r>
         <w:rPr>
@@ -434,7 +441,7 @@
         <w:pStyle w:val="Heading2"/>
         <w:rPr/>
       </w:pPr>
-      <w:bookmarkStart w:colFirst="0" w:colLast="0" w:name="_f3pxbyk0trgz" w:id="4"/>
+      <w:bookmarkStart w:colFirst="0" w:colLast="0" w:name="_n40nwwuowv1q" w:id="4"/>
       <w:bookmarkEnd w:id="4"/>
       <w:r>
         <w:rPr>
@@ -538,7 +545,7 @@
         <w:pStyle w:val="Heading2"/>
         <w:rPr/>
       </w:pPr>
-      <w:bookmarkStart w:colFirst="0" w:colLast="0" w:name="_zgrl63s9y7pr" w:id="5"/>
+      <w:bookmarkStart w:colFirst="0" w:colLast="0" w:name="_f5xrjt8n67bm" w:id="5"/>
       <w:bookmarkEnd w:id="5"/>
       <w:r>
         <w:rPr>
@@ -563,7 +570,7 @@
         <w:pStyle w:val="Heading2"/>
         <w:rPr/>
       </w:pPr>
-      <w:bookmarkStart w:colFirst="0" w:colLast="0" w:name="_a2ui3lmt93lx" w:id="6"/>
+      <w:bookmarkStart w:colFirst="0" w:colLast="0" w:name="_hh6rgn4894m1" w:id="6"/>
       <w:bookmarkEnd w:id="6"/>
       <w:r>
         <w:rPr>
